--- a/Supporting Files/WooCommerce Connector Capabilities Guide.docx
+++ b/Supporting Files/WooCommerce Connector Capabilities Guide.docx
@@ -2892,6 +2892,7 @@
       <w:r>
         <w:rPr>
           <w:rFonts w:ascii="Segoe UI Emoji" w:hAnsi="Segoe UI Emoji" w:cs="Segoe UI Emoji"/>
+          <w:noProof/>
           <w:sz w:val="24"/>
           <w:szCs w:val="24"/>
         </w:rPr>
@@ -4132,7 +4133,6 @@
     <w:p>
       <w:pPr>
         <w:spacing w:before="240" w:after="120" w:line="240" w:lineRule="auto"/>
-        <w:jc w:val="center"/>
         <w:rPr>
           <w:rFonts w:ascii="Poppins" w:hAnsi="Poppins" w:cs="Poppins"/>
           <w:b/>
@@ -4146,20 +4146,196 @@
           <w:rFonts w:ascii="Poppins" w:hAnsi="Poppins" w:cs="Poppins"/>
           <w:b/>
           <w:bCs/>
+          <w:noProof/>
           <w:sz w:val="28"/>
           <w:szCs w:val="28"/>
         </w:rPr>
-        <w:t>Start for FREE now!</w:t>
+        <mc:AlternateContent>
+          <mc:Choice Requires="wps">
+            <w:drawing>
+              <wp:anchor distT="45720" distB="45720" distL="114300" distR="114300" simplePos="0" relativeHeight="251740160" behindDoc="0" locked="0" layoutInCell="1" allowOverlap="1" wp14:anchorId="76DC51D0" wp14:editId="7F690BC1">
+                <wp:simplePos x="0" y="0"/>
+                <wp:positionH relativeFrom="column">
+                  <wp:posOffset>51131</wp:posOffset>
+                </wp:positionH>
+                <wp:positionV relativeFrom="page">
+                  <wp:posOffset>9745980</wp:posOffset>
+                </wp:positionV>
+                <wp:extent cx="4523740" cy="643890"/>
+                <wp:effectExtent l="0" t="0" r="0" b="3810"/>
+                <wp:wrapSquare wrapText="bothSides"/>
+                <wp:docPr id="217" name="Text Box 2"/>
+                <wp:cNvGraphicFramePr>
+                  <a:graphicFrameLocks xmlns:a="http://schemas.openxmlformats.org/drawingml/2006/main"/>
+                </wp:cNvGraphicFramePr>
+                <a:graphic xmlns:a="http://schemas.openxmlformats.org/drawingml/2006/main">
+                  <a:graphicData uri="http://schemas.microsoft.com/office/word/2010/wordprocessingShape">
+                    <wps:wsp>
+                      <wps:cNvSpPr txBox="1">
+                        <a:spLocks noChangeArrowheads="1"/>
+                      </wps:cNvSpPr>
+                      <wps:spPr bwMode="auto">
+                        <a:xfrm>
+                          <a:off x="0" y="0"/>
+                          <a:ext cx="4523740" cy="643890"/>
+                        </a:xfrm>
+                        <a:prstGeom prst="rect">
+                          <a:avLst/>
+                        </a:prstGeom>
+                        <a:solidFill>
+                          <a:srgbClr val="FFFFFF"/>
+                        </a:solidFill>
+                        <a:ln w="9525">
+                          <a:noFill/>
+                          <a:miter lim="800000"/>
+                          <a:headEnd/>
+                          <a:tailEnd/>
+                        </a:ln>
+                      </wps:spPr>
+                      <wps:txbx>
+                        <w:txbxContent>
+                          <w:p>
+                            <w:pPr>
+                              <w:jc w:val="center"/>
+                            </w:pPr>
+                            <w:r>
+                              <w:rPr>
+                                <w:rFonts w:ascii="Poppins" w:hAnsi="Poppins" w:cs="Poppins"/>
+                                <w:b/>
+                                <w:bCs/>
+                                <w:sz w:val="28"/>
+                                <w:szCs w:val="28"/>
+                              </w:rPr>
+                              <w:t>Start for FREE now!</w:t>
+                            </w:r>
+                            <w:r>
+                              <w:rPr>
+                                <w:rFonts w:ascii="Poppins" w:hAnsi="Poppins" w:cs="Poppins"/>
+                                <w:b/>
+                                <w:bCs/>
+                                <w:sz w:val="28"/>
+                                <w:szCs w:val="28"/>
+                              </w:rPr>
+                              <w:t xml:space="preserve"> The 15-day free trial includes unlimited synchronization.</w:t>
+                            </w:r>
+                          </w:p>
+                        </w:txbxContent>
+                      </wps:txbx>
+                      <wps:bodyPr rot="0" vert="horz" wrap="square" lIns="91440" tIns="45720" rIns="91440" bIns="45720" anchor="t" anchorCtr="0">
+                        <a:noAutofit/>
+                      </wps:bodyPr>
+                    </wps:wsp>
+                  </a:graphicData>
+                </a:graphic>
+                <wp14:sizeRelH relativeFrom="margin">
+                  <wp14:pctWidth>0</wp14:pctWidth>
+                </wp14:sizeRelH>
+                <wp14:sizeRelV relativeFrom="margin">
+                  <wp14:pctHeight>0</wp14:pctHeight>
+                </wp14:sizeRelV>
+              </wp:anchor>
+            </w:drawing>
+          </mc:Choice>
+          <mc:Fallback>
+            <w:pict>
+              <v:shape w14:anchorId="76DC51D0" id="_x0000_s1029" type="#_x0000_t202" style="position:absolute;margin-left:4.05pt;margin-top:767.4pt;width:356.2pt;height:50.7pt;z-index:251740160;visibility:visible;mso-wrap-style:square;mso-width-percent:0;mso-height-percent:0;mso-wrap-distance-left:9pt;mso-wrap-distance-top:3.6pt;mso-wrap-distance-right:9pt;mso-wrap-distance-bottom:3.6pt;mso-position-horizontal:absolute;mso-position-horizontal-relative:text;mso-position-vertical:absolute;mso-position-vertical-relative:page;mso-width-percent:0;mso-height-percent:0;mso-width-relative:margin;mso-height-relative:margin;v-text-anchor:top" o:gfxdata="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" stroked="f">
+                <v:textbox>
+                  <w:txbxContent>
+                    <w:p>
+                      <w:pPr>
+                        <w:jc w:val="center"/>
+                      </w:pPr>
+                      <w:r>
+                        <w:rPr>
+                          <w:rFonts w:ascii="Poppins" w:hAnsi="Poppins" w:cs="Poppins"/>
+                          <w:b/>
+                          <w:bCs/>
+                          <w:sz w:val="28"/>
+                          <w:szCs w:val="28"/>
+                        </w:rPr>
+                        <w:t>Start for FREE now!</w:t>
+                      </w:r>
+                      <w:r>
+                        <w:rPr>
+                          <w:rFonts w:ascii="Poppins" w:hAnsi="Poppins" w:cs="Poppins"/>
+                          <w:b/>
+                          <w:bCs/>
+                          <w:sz w:val="28"/>
+                          <w:szCs w:val="28"/>
+                        </w:rPr>
+                        <w:t xml:space="preserve"> The 15-day free trial includes unlimited synchronization.</w:t>
+                      </w:r>
+                    </w:p>
+                  </w:txbxContent>
+                </v:textbox>
+                <w10:wrap type="square" anchory="page"/>
+              </v:shape>
+            </w:pict>
+          </mc:Fallback>
+        </mc:AlternateContent>
       </w:r>
       <w:r>
         <w:rPr>
           <w:rFonts w:ascii="Poppins" w:hAnsi="Poppins" w:cs="Poppins"/>
           <w:b/>
           <w:bCs/>
+          <w:noProof/>
           <w:sz w:val="28"/>
           <w:szCs w:val="28"/>
         </w:rPr>
-        <w:t xml:space="preserve"> The 15-day free trial includes unlimited synchronization.</w:t>
+        <w:drawing>
+          <wp:anchor distT="0" distB="0" distL="114300" distR="114300" simplePos="0" relativeHeight="251741184" behindDoc="0" locked="0" layoutInCell="1" allowOverlap="1" wp14:anchorId="474876BD" wp14:editId="5D394990">
+            <wp:simplePos x="0" y="0"/>
+            <wp:positionH relativeFrom="column">
+              <wp:posOffset>5038421</wp:posOffset>
+            </wp:positionH>
+            <wp:positionV relativeFrom="page">
+              <wp:posOffset>9700895</wp:posOffset>
+            </wp:positionV>
+            <wp:extent cx="1553210" cy="689610"/>
+            <wp:effectExtent l="0" t="0" r="8890" b="0"/>
+            <wp:wrapSquare wrapText="bothSides"/>
+            <wp:docPr id="544374825" name="Picture 9" descr="A black rectangular sign with white text and green squares&#10;&#10;AI-generated content may be incorrect.">
+              <a:hlinkClick xmlns:a="http://schemas.openxmlformats.org/drawingml/2006/main" r:id="rId18"/>
+            </wp:docPr>
+            <wp:cNvGraphicFramePr>
+              <a:graphicFrameLocks xmlns:a="http://schemas.openxmlformats.org/drawingml/2006/main" noChangeAspect="1"/>
+            </wp:cNvGraphicFramePr>
+            <a:graphic xmlns:a="http://schemas.openxmlformats.org/drawingml/2006/main">
+              <a:graphicData uri="http://schemas.openxmlformats.org/drawingml/2006/picture">
+                <pic:pic xmlns:pic="http://schemas.openxmlformats.org/drawingml/2006/picture">
+                  <pic:nvPicPr>
+                    <pic:cNvPr id="544374825" name="Picture 9" descr="A black rectangular sign with white text and green squares&#10;&#10;AI-generated content may be incorrect.">
+                      <a:hlinkClick r:id="rId18"/>
+                    </pic:cNvPr>
+                    <pic:cNvPicPr/>
+                  </pic:nvPicPr>
+                  <pic:blipFill>
+                    <a:blip r:embed="rId19">
+                      <a:extLst>
+                        <a:ext uri="{28A0092B-C50C-407E-A947-70E740481C1C}">
+                          <a14:useLocalDpi xmlns:a14="http://schemas.microsoft.com/office/drawing/2010/main" val="0"/>
+                        </a:ext>
+                      </a:extLst>
+                    </a:blip>
+                    <a:stretch>
+                      <a:fillRect/>
+                    </a:stretch>
+                  </pic:blipFill>
+                  <pic:spPr>
+                    <a:xfrm>
+                      <a:off x="0" y="0"/>
+                      <a:ext cx="1553210" cy="689610"/>
+                    </a:xfrm>
+                    <a:prstGeom prst="rect">
+                      <a:avLst/>
+                    </a:prstGeom>
+                  </pic:spPr>
+                </pic:pic>
+              </a:graphicData>
+            </a:graphic>
+          </wp:anchor>
+        </w:drawing>
       </w:r>
     </w:p>
     <w:p>
@@ -4181,28 +4357,6 @@
           <w:docGrid w:linePitch="360"/>
         </w:sectPr>
       </w:pPr>
-      <w:r>
-        <w:rPr>
-          <w:rFonts w:ascii="Poppins" w:hAnsi="Poppins" w:cs="Poppins"/>
-          <w:b/>
-          <w:bCs/>
-          <w:sz w:val="28"/>
-          <w:szCs w:val="28"/>
-        </w:rPr>
-        <w:t xml:space="preserve">To get started, go to: </w:t>
-      </w:r>
-      <w:hyperlink r:id="rId18" w:history="1">
-        <w:r>
-          <w:rPr>
-            <w:rStyle w:val="Hyperlink"/>
-            <w:rFonts w:ascii="Poppins" w:hAnsi="Poppins" w:cs="Poppins"/>
-            <w:color w:val="00305B"/>
-            <w:sz w:val="24"/>
-            <w:szCs w:val="24"/>
-          </w:rPr>
-          <w:t>www.synfynal.com/contact-us</w:t>
-        </w:r>
-      </w:hyperlink>
     </w:p>
     <w:p>
       <w:pPr>
@@ -4258,7 +4412,7 @@
                     <pic:cNvPicPr/>
                   </pic:nvPicPr>
                   <pic:blipFill>
-                    <a:blip r:embed="rId19" cstate="print">
+                    <a:blip r:embed="rId20" cstate="print">
                       <a:extLst>
                         <a:ext uri="{28A0092B-C50C-407E-A947-70E740481C1C}">
                           <a14:useLocalDpi xmlns:a14="http://schemas.microsoft.com/office/drawing/2010/main" val="0"/>
@@ -4483,7 +4637,7 @@
                     <pic:cNvPicPr/>
                   </pic:nvPicPr>
                   <pic:blipFill>
-                    <a:blip r:embed="rId20">
+                    <a:blip r:embed="rId21">
                       <a:extLst>
                         <a:ext uri="{28A0092B-C50C-407E-A947-70E740481C1C}">
                           <a14:useLocalDpi xmlns:a14="http://schemas.microsoft.com/office/drawing/2010/main" val="0"/>
@@ -4948,7 +5102,7 @@
                 <w:u w:val="single"/>
               </w:rPr>
             </w:pPr>
-            <w:hyperlink r:id="rId21" w:history="1">
+            <w:hyperlink r:id="rId22" w:history="1">
               <w:r>
                 <w:rPr>
                   <w:rStyle w:val="Hyperlink"/>
@@ -5022,7 +5176,7 @@
                 <w:szCs w:val="50"/>
               </w:rPr>
             </w:pPr>
-            <w:hyperlink r:id="rId22" w:history="1">
+            <w:hyperlink r:id="rId23" w:history="1">
               <w:r>
                 <w:rPr>
                   <w:rStyle w:val="Hyperlink"/>
@@ -5088,7 +5242,7 @@
                 <w:szCs w:val="50"/>
               </w:rPr>
             </w:pPr>
-            <w:hyperlink r:id="rId23" w:history="1">
+            <w:hyperlink r:id="rId24" w:history="1">
               <w:r>
                 <w:rPr>
                   <w:rStyle w:val="Hyperlink"/>
@@ -5405,7 +5559,7 @@
     <mc:AlternateContent>
       <mc:Choice Requires="v">
         <w:pict>
-          <v:shapetype w14:anchorId="0E2988D3" id="_x0000_t75" coordsize="21600,21600" o:spt="75" o:preferrelative="t" path="m@4@5l@4@11@9@11@9@5xe" filled="f" stroked="f">
+          <v:shapetype w14:anchorId="7F14954D" id="_x0000_t75" coordsize="21600,21600" o:spt="75" o:preferrelative="t" path="m@4@5l@4@11@9@11@9@5xe" filled="f" stroked="f">
             <v:stroke joinstyle="miter"/>
             <v:formulas>
               <v:f eqn="if lineDrawn pixelLineWidth 0"/>
@@ -5431,10 +5585,10 @@
       </mc:Choice>
       <mc:Fallback>
         <w:drawing>
-          <wp:inline distT="0" distB="0" distL="0" distR="0" wp14:anchorId="2F002367" wp14:editId="335AF5B1">
+          <wp:inline distT="0" distB="0" distL="0" distR="0" wp14:anchorId="5BB2F299" wp14:editId="7B11C952">
             <wp:extent cx="144000" cy="144000"/>
             <wp:effectExtent l="0" t="0" r="8890" b="8890"/>
-            <wp:docPr id="1793753625" name="Picture 13"/>
+            <wp:docPr id="374381575" name="Picture 13"/>
             <wp:cNvGraphicFramePr>
               <a:graphicFrameLocks xmlns:a="http://schemas.openxmlformats.org/drawingml/2006/main" noChangeAspect="1"/>
             </wp:cNvGraphicFramePr>
@@ -5478,17 +5632,17 @@
     <mc:AlternateContent>
       <mc:Choice Requires="v">
         <w:pict>
-          <v:shape w14:anchorId="3516B59F" id="Picture 14" o:spid="_x0000_i1025" type="#_x0000_t75" style="width:10.5pt;height:9.9pt;visibility:visible;mso-wrap-style:square">
+          <v:shape w14:anchorId="4AC8CA6C" id="Picture 14" o:spid="_x0000_i1025" type="#_x0000_t75" style="width:10.5pt;height:9.9pt;visibility:visible;mso-wrap-style:square">
             <v:imagedata r:id="rId3" o:title=""/>
           </v:shape>
         </w:pict>
       </mc:Choice>
       <mc:Fallback>
         <w:drawing>
-          <wp:inline distT="0" distB="0" distL="0" distR="0" wp14:anchorId="439067E2" wp14:editId="15EE281D">
+          <wp:inline distT="0" distB="0" distL="0" distR="0" wp14:anchorId="746544A6" wp14:editId="6C0789DD">
             <wp:extent cx="133200" cy="126000"/>
             <wp:effectExtent l="0" t="0" r="635" b="7620"/>
-            <wp:docPr id="1165911075" name="Picture 14"/>
+            <wp:docPr id="356513418" name="Picture 14"/>
             <wp:cNvGraphicFramePr>
               <a:graphicFrameLocks xmlns:a="http://schemas.openxmlformats.org/drawingml/2006/main" noChangeAspect="1"/>
             </wp:cNvGraphicFramePr>
@@ -6188,6 +6342,7 @@
   <w:style w:type="character" w:default="1" w:styleId="DefaultParagraphFont">
     <w:name w:val="Default Paragraph Font"/>
     <w:uiPriority w:val="1"/>
+    <w:semiHidden/>
     <w:unhideWhenUsed/>
   </w:style>
   <w:style w:type="table" w:default="1" w:styleId="TableNormal">
@@ -6551,6 +6706,18 @@
       <w:contextualSpacing/>
     </w:pPr>
   </w:style>
+  <w:style w:type="character" w:styleId="FollowedHyperlink">
+    <w:name w:val="FollowedHyperlink"/>
+    <w:basedOn w:val="DefaultParagraphFont"/>
+    <w:uiPriority w:val="99"/>
+    <w:semiHidden/>
+    <w:unhideWhenUsed/>
+    <w:rsid w:val="005651DC"/>
+    <w:rPr>
+      <w:color w:val="954F72" w:themeColor="followedHyperlink"/>
+      <w:u w:val="single"/>
+    </w:rPr>
+  </w:style>
 </w:styles>
 </file>
 

--- a/Supporting Files/WooCommerce Connector Capabilities Guide.docx
+++ b/Supporting Files/WooCommerce Connector Capabilities Guide.docx
@@ -4360,7 +4360,7 @@
     </w:p>
     <w:p>
       <w:pPr>
-        <w:spacing w:before="240" w:after="240" w:line="240" w:lineRule="auto"/>
+        <w:spacing w:after="120"/>
         <w:rPr>
           <w:rFonts w:ascii="Raleway" w:hAnsi="Raleway"/>
           <w:b/>
@@ -4378,6 +4378,182 @@
           <w:szCs w:val="50"/>
         </w:rPr>
         <w:lastRenderedPageBreak/>
+        <w:t>Additional Paid Features</w:t>
+      </w:r>
+    </w:p>
+    <w:p>
+      <w:pPr>
+        <w:rPr>
+          <w:rFonts w:ascii="Poppins" w:hAnsi="Poppins" w:cs="Poppins"/>
+          <w:sz w:val="24"/>
+          <w:szCs w:val="24"/>
+        </w:rPr>
+      </w:pPr>
+      <w:r>
+        <w:rPr>
+          <w:rFonts w:ascii="Poppins" w:hAnsi="Poppins" w:cs="Poppins"/>
+          <w:sz w:val="24"/>
+          <w:szCs w:val="24"/>
+        </w:rPr>
+        <w:t>Enhance your subscription with optional paid features that fit your business needs:</w:t>
+      </w:r>
+    </w:p>
+    <w:p>
+      <w:pPr>
+        <w:pStyle w:val="ListParagraph"/>
+        <w:numPr>
+          <w:ilvl w:val="0"/>
+          <w:numId w:val="3"/>
+        </w:numPr>
+        <w:rPr>
+          <w:rFonts w:ascii="Poppins" w:hAnsi="Poppins" w:cs="Poppins"/>
+          <w:sz w:val="24"/>
+          <w:szCs w:val="24"/>
+        </w:rPr>
+        <w:sectPr>
+          <w:type w:val="continuous"/>
+          <w:pgSz w:w="11906" w:h="16838" w:code="9"/>
+          <w:pgMar w:top="992" w:right="567" w:bottom="567" w:left="567" w:header="720" w:footer="567" w:gutter="0"/>
+          <w:cols w:space="567"/>
+          <w:docGrid w:linePitch="360"/>
+        </w:sectPr>
+      </w:pPr>
+    </w:p>
+    <w:p>
+      <w:pPr>
+        <w:pStyle w:val="ListParagraph"/>
+        <w:numPr>
+          <w:ilvl w:val="0"/>
+          <w:numId w:val="3"/>
+        </w:numPr>
+        <w:rPr>
+          <w:rFonts w:ascii="Poppins" w:hAnsi="Poppins" w:cs="Poppins"/>
+          <w:sz w:val="24"/>
+          <w:szCs w:val="24"/>
+        </w:rPr>
+      </w:pPr>
+      <w:r>
+        <w:rPr>
+          <w:rFonts w:ascii="Poppins" w:hAnsi="Poppins" w:cs="Poppins"/>
+          <w:sz w:val="24"/>
+          <w:szCs w:val="24"/>
+        </w:rPr>
+        <w:t>Product variations as items</w:t>
+      </w:r>
+    </w:p>
+    <w:p>
+      <w:pPr>
+        <w:pStyle w:val="ListParagraph"/>
+        <w:numPr>
+          <w:ilvl w:val="0"/>
+          <w:numId w:val="3"/>
+        </w:numPr>
+        <w:rPr>
+          <w:rFonts w:ascii="Poppins" w:hAnsi="Poppins" w:cs="Poppins"/>
+          <w:sz w:val="24"/>
+          <w:szCs w:val="24"/>
+        </w:rPr>
+      </w:pPr>
+      <w:r>
+        <w:rPr>
+          <w:rFonts w:ascii="Poppins" w:hAnsi="Poppins" w:cs="Poppins"/>
+          <w:sz w:val="24"/>
+          <w:szCs w:val="24"/>
+        </w:rPr>
+        <w:t>Metadata synchronization</w:t>
+      </w:r>
+    </w:p>
+    <w:p>
+      <w:pPr>
+        <w:pStyle w:val="ListParagraph"/>
+        <w:numPr>
+          <w:ilvl w:val="0"/>
+          <w:numId w:val="3"/>
+        </w:numPr>
+        <w:rPr>
+          <w:rFonts w:ascii="Poppins" w:hAnsi="Poppins" w:cs="Poppins"/>
+          <w:sz w:val="24"/>
+          <w:szCs w:val="24"/>
+        </w:rPr>
+      </w:pPr>
+      <w:r>
+        <w:rPr>
+          <w:rFonts w:ascii="Poppins" w:hAnsi="Poppins" w:cs="Poppins"/>
+          <w:sz w:val="24"/>
+          <w:szCs w:val="24"/>
+        </w:rPr>
+        <w:t>Customer specific pricing</w:t>
+      </w:r>
+    </w:p>
+    <w:p>
+      <w:pPr>
+        <w:pStyle w:val="ListParagraph"/>
+        <w:numPr>
+          <w:ilvl w:val="0"/>
+          <w:numId w:val="3"/>
+        </w:numPr>
+        <w:spacing w:after="0"/>
+        <w:ind w:left="714" w:hanging="357"/>
+        <w:rPr>
+          <w:rFonts w:ascii="Poppins" w:hAnsi="Poppins" w:cs="Poppins"/>
+          <w:sz w:val="24"/>
+          <w:szCs w:val="24"/>
+        </w:rPr>
+        <w:sectPr>
+          <w:type w:val="continuous"/>
+          <w:pgSz w:w="11906" w:h="16838" w:code="9"/>
+          <w:pgMar w:top="992" w:right="567" w:bottom="567" w:left="567" w:header="720" w:footer="567" w:gutter="0"/>
+          <w:cols w:num="2" w:space="567"/>
+          <w:docGrid w:linePitch="360"/>
+        </w:sectPr>
+      </w:pPr>
+      <w:r>
+        <w:rPr>
+          <w:rFonts w:ascii="Poppins" w:hAnsi="Poppins" w:cs="Poppins"/>
+          <w:sz w:val="24"/>
+          <w:szCs w:val="24"/>
+        </w:rPr>
+        <w:t>Image synchronization</w:t>
+      </w:r>
+    </w:p>
+    <w:p>
+      <w:pPr>
+        <w:spacing w:after="0"/>
+        <w:rPr>
+          <w:rFonts w:ascii="Raleway" w:hAnsi="Raleway"/>
+          <w:b/>
+          <w:bCs/>
+          <w:sz w:val="16"/>
+          <w:szCs w:val="16"/>
+        </w:rPr>
+        <w:sectPr>
+          <w:type w:val="continuous"/>
+          <w:pgSz w:w="11906" w:h="16838" w:code="9"/>
+          <w:pgMar w:top="992" w:right="567" w:bottom="567" w:left="567" w:header="720" w:footer="567" w:gutter="0"/>
+          <w:cols w:space="567"/>
+          <w:docGrid w:linePitch="360"/>
+        </w:sectPr>
+      </w:pPr>
+    </w:p>
+    <w:p>
+      <w:pPr>
+        <w:spacing w:after="240" w:line="240" w:lineRule="auto"/>
+        <w:rPr>
+          <w:rFonts w:ascii="Raleway" w:hAnsi="Raleway"/>
+          <w:b/>
+          <w:bCs/>
+          <w:sz w:val="50"/>
+          <w:szCs w:val="50"/>
+        </w:rPr>
+      </w:pPr>
+      <w:r>
+        <w:rPr>
+          <w:rFonts w:ascii="Raleway" w:hAnsi="Raleway"/>
+          <w:b/>
+          <w:bCs/>
+          <w:sz w:val="50"/>
+          <w:szCs w:val="50"/>
+        </w:rPr>
         <w:t>Support</w:t>
       </w:r>
     </w:p>
@@ -4441,19 +4617,7 @@
     </w:p>
     <w:p>
       <w:pPr>
-        <w:keepNext/>
-        <w:spacing w:before="360" w:after="360"/>
-        <w:ind w:right="493"/>
-        <w:rPr>
-          <w:rFonts w:ascii="Poppins" w:hAnsi="Poppins" w:cs="Poppins"/>
-          <w:sz w:val="24"/>
-          <w:szCs w:val="24"/>
-        </w:rPr>
-      </w:pPr>
-    </w:p>
-    <w:p>
-      <w:pPr>
-        <w:spacing w:before="480" w:after="120"/>
+        <w:spacing w:before="960" w:after="120"/>
         <w:ind w:right="493"/>
         <w:rPr>
           <w:rFonts w:ascii="Poppins" w:hAnsi="Poppins" w:cs="Poppins"/>
@@ -4549,7 +4713,7 @@
     </w:p>
     <w:p>
       <w:pPr>
-        <w:spacing w:before="240" w:after="240" w:line="240" w:lineRule="auto"/>
+        <w:spacing w:before="240" w:after="120" w:line="240" w:lineRule="auto"/>
         <w:rPr>
           <w:rFonts w:ascii="Raleway" w:hAnsi="Raleway"/>
           <w:b/>
@@ -4572,7 +4736,7 @@
     <w:p>
       <w:pPr>
         <w:keepLines/>
-        <w:spacing w:before="240" w:after="120" w:line="240" w:lineRule="auto"/>
+        <w:spacing w:before="120" w:after="120" w:line="240" w:lineRule="auto"/>
         <w:rPr>
           <w:rFonts w:ascii="Poppins" w:hAnsi="Poppins" w:cs="Poppins"/>
           <w:sz w:val="24"/>
@@ -4963,31 +5127,79 @@
           <w:sz w:val="24"/>
           <w:szCs w:val="24"/>
         </w:rPr>
-        <w:t xml:space="preserve"> discuss how our reseller program aligns with your business goals. Together, </w:t>
-      </w:r>
-      <w:r>
-        <w:rPr>
-          <w:rFonts w:ascii="Poppins" w:hAnsi="Poppins" w:cs="Poppins"/>
-          <w:sz w:val="24"/>
-          <w:szCs w:val="24"/>
-        </w:rPr>
-        <w:t>we can</w:t>
-      </w:r>
-      <w:r>
-        <w:rPr>
-          <w:rFonts w:ascii="Poppins" w:hAnsi="Poppins" w:cs="Poppins"/>
-          <w:sz w:val="24"/>
-          <w:szCs w:val="24"/>
-        </w:rPr>
-        <w:t xml:space="preserve"> unlock new possibilities </w:t>
-      </w:r>
-      <w:r>
-        <w:rPr>
-          <w:rFonts w:ascii="Poppins" w:hAnsi="Poppins" w:cs="Poppins"/>
-          <w:sz w:val="24"/>
-          <w:szCs w:val="24"/>
-        </w:rPr>
-        <w:t xml:space="preserve">for businesses </w:t>
+        <w:t xml:space="preserve"> </w:t>
+      </w:r>
+      <w:r>
+        <w:rPr>
+          <w:rFonts w:ascii="Poppins" w:hAnsi="Poppins" w:cs="Poppins"/>
+          <w:sz w:val="24"/>
+          <w:szCs w:val="24"/>
+        </w:rPr>
+        <w:t>explore</w:t>
+      </w:r>
+      <w:r>
+        <w:rPr>
+          <w:rFonts w:ascii="Poppins" w:hAnsi="Poppins" w:cs="Poppins"/>
+          <w:sz w:val="24"/>
+          <w:szCs w:val="24"/>
+        </w:rPr>
+        <w:t xml:space="preserve"> how our reseller program </w:t>
+      </w:r>
+      <w:r>
+        <w:rPr>
+          <w:rFonts w:ascii="Poppins" w:hAnsi="Poppins" w:cs="Poppins"/>
+          <w:sz w:val="24"/>
+          <w:szCs w:val="24"/>
+        </w:rPr>
+        <w:t xml:space="preserve">can support your </w:t>
+      </w:r>
+      <w:r>
+        <w:rPr>
+          <w:rFonts w:ascii="Poppins" w:hAnsi="Poppins" w:cs="Poppins"/>
+          <w:sz w:val="24"/>
+          <w:szCs w:val="24"/>
+        </w:rPr>
+        <w:t xml:space="preserve">business goals. Together, </w:t>
+      </w:r>
+      <w:r>
+        <w:rPr>
+          <w:rFonts w:ascii="Poppins" w:hAnsi="Poppins" w:cs="Poppins"/>
+          <w:sz w:val="24"/>
+          <w:szCs w:val="24"/>
+        </w:rPr>
+        <w:t>we</w:t>
+      </w:r>
+      <w:r>
+        <w:rPr>
+          <w:rFonts w:ascii="Poppins" w:hAnsi="Poppins" w:cs="Poppins"/>
+          <w:sz w:val="24"/>
+          <w:szCs w:val="24"/>
+        </w:rPr>
+        <w:t>’ll</w:t>
+      </w:r>
+      <w:r>
+        <w:rPr>
+          <w:rFonts w:ascii="Poppins" w:hAnsi="Poppins" w:cs="Poppins"/>
+          <w:sz w:val="24"/>
+          <w:szCs w:val="24"/>
+        </w:rPr>
+        <w:t xml:space="preserve"> unlock new </w:t>
+      </w:r>
+      <w:r>
+        <w:rPr>
+          <w:rFonts w:ascii="Poppins" w:hAnsi="Poppins" w:cs="Poppins"/>
+          <w:sz w:val="24"/>
+          <w:szCs w:val="24"/>
+        </w:rPr>
+        <w:t>opportunities</w:t>
+      </w:r>
+      <w:r>
+        <w:rPr>
+          <w:rFonts w:ascii="Poppins" w:hAnsi="Poppins" w:cs="Poppins"/>
+          <w:sz w:val="24"/>
+          <w:szCs w:val="24"/>
+        </w:rPr>
+        <w:t xml:space="preserve"> </w:t>
       </w:r>
       <w:r>
         <w:rPr>
@@ -5016,7 +5228,7 @@
     </w:p>
     <w:p>
       <w:pPr>
-        <w:spacing w:before="240" w:after="240" w:line="240" w:lineRule="auto"/>
+        <w:spacing w:before="240" w:after="120" w:line="240" w:lineRule="auto"/>
         <w:rPr>
           <w:rFonts w:ascii="Raleway" w:hAnsi="Raleway"/>
           <w:b/>
@@ -5232,7 +5444,7 @@
           </w:tcPr>
           <w:p>
             <w:pPr>
-              <w:spacing w:before="120" w:after="120"/>
+              <w:spacing w:before="120"/>
               <w:cnfStyle w:val="000000000000" w:firstRow="0" w:lastRow="0" w:firstColumn="0" w:lastColumn="0" w:oddVBand="0" w:evenVBand="0" w:oddHBand="0" w:evenHBand="0" w:firstRowFirstColumn="0" w:firstRowLastColumn="0" w:lastRowFirstColumn="0" w:lastRowLastColumn="0"/>
               <w:rPr>
                 <w:rFonts w:ascii="Raleway" w:hAnsi="Raleway"/>
@@ -5260,11 +5472,10 @@
     </w:tbl>
     <w:p>
       <w:pPr>
-        <w:spacing w:line="240" w:lineRule="auto"/>
-        <w:rPr>
-          <w:rFonts w:ascii="Poppins" w:hAnsi="Poppins" w:cs="Poppins"/>
-          <w:sz w:val="24"/>
-          <w:szCs w:val="24"/>
+        <w:rPr>
+          <w:rFonts w:ascii="Poppins" w:hAnsi="Poppins" w:cs="Poppins"/>
+          <w:sz w:val="4"/>
+          <w:szCs w:val="4"/>
         </w:rPr>
       </w:pPr>
     </w:p>
@@ -5556,131 +5767,37 @@
 <file path=word/numbering.xml><?xml version="1.0" encoding="utf-8"?>
 <w:numbering xmlns:wpc="http://schemas.microsoft.com/office/word/2010/wordprocessingCanvas" xmlns:cx="http://schemas.microsoft.com/office/drawing/2014/chartex" xmlns:cx1="http://schemas.microsoft.com/office/drawing/2015/9/8/chartex" xmlns:cx2="http://schemas.microsoft.com/office/drawing/2015/10/21/chartex" xmlns:cx3="http://schemas.microsoft.com/office/drawing/2016/5/9/chartex" xmlns:cx4="http://schemas.microsoft.com/office/drawing/2016/5/10/chartex" xmlns:cx5="http://schemas.microsoft.com/office/drawing/2016/5/11/chartex" xmlns:cx6="http://schemas.microsoft.com/office/drawing/2016/5/12/chartex" xmlns:cx7="http://schemas.microsoft.com/office/drawing/2016/5/13/chartex" xmlns:cx8="http://schemas.microsoft.com/office/drawing/2016/5/14/chartex" xmlns:mc="http://schemas.openxmlformats.org/markup-compatibility/2006" xmlns:aink="http://schemas.microsoft.com/office/drawing/2016/ink" xmlns:am3d="http://schemas.microsoft.com/office/drawing/2017/model3d" xmlns:o="urn:schemas-microsoft-com:office:office" xmlns:oel="http://schemas.microsoft.com/office/2019/extlst" xmlns:r="http://schemas.openxmlformats.org/officeDocument/2006/relationships" xmlns:m="http://schemas.openxmlformats.org/officeDocument/2006/math" xmlns:v="urn:schemas-microsoft-com:vml" xmlns:wp14="http://schemas.microsoft.com/office/word/2010/wordprocessingDrawing" xmlns:wp="http://schemas.openxmlformats.org/drawingml/2006/wordprocessingDrawing" xmlns:w10="urn:schemas-microsoft-com:office:word" xmlns:w="http://schemas.openxmlformats.org/wordprocessingml/2006/main" xmlns:w14="http://schemas.microsoft.com/office/word/2010/wordml" xmlns:w15="http://schemas.microsoft.com/office/word/2012/wordml" xmlns:w16cex="http://schemas.microsoft.com/office/word/2018/wordml/cex" xmlns:w16cid="http://schemas.microsoft.com/office/word/2016/wordml/cid" xmlns:w16="http://schemas.microsoft.com/office/word/2018/wordml" xmlns:w16du="http://schemas.microsoft.com/office/word/2023/wordml/word16du" xmlns:w16sdtdh="http://schemas.microsoft.com/office/word/2020/wordml/sdtdatahash" xmlns:w16sdtfl="http://schemas.microsoft.com/office/word/2024/wordml/sdtformatlock" xmlns:w16se="http://schemas.microsoft.com/office/word/2015/wordml/symex" xmlns:wpg="http://schemas.microsoft.com/office/word/2010/wordprocessingGroup" xmlns:wpi="http://schemas.microsoft.com/office/word/2010/wordprocessingInk" xmlns:wne="http://schemas.microsoft.com/office/word/2006/wordml" xmlns:wps="http://schemas.microsoft.com/office/word/2010/wordprocessingShape" mc:Ignorable="w14 w15 w16se w16cid w16 w16cex w16sdtdh w16sdtfl w16du wp14">
   <w:numPicBullet w:numPicBulletId="0">
-    <mc:AlternateContent>
-      <mc:Choice Requires="v">
-        <w:pict>
-          <v:shapetype w14:anchorId="7F14954D" id="_x0000_t75" coordsize="21600,21600" o:spt="75" o:preferrelative="t" path="m@4@5l@4@11@9@11@9@5xe" filled="f" stroked="f">
-            <v:stroke joinstyle="miter"/>
-            <v:formulas>
-              <v:f eqn="if lineDrawn pixelLineWidth 0"/>
-              <v:f eqn="sum @0 1 0"/>
-              <v:f eqn="sum 0 0 @1"/>
-              <v:f eqn="prod @2 1 2"/>
-              <v:f eqn="prod @3 21600 pixelWidth"/>
-              <v:f eqn="prod @3 21600 pixelHeight"/>
-              <v:f eqn="sum @0 0 1"/>
-              <v:f eqn="prod @6 1 2"/>
-              <v:f eqn="prod @7 21600 pixelWidth"/>
-              <v:f eqn="sum @8 21600 0"/>
-              <v:f eqn="prod @7 21600 pixelHeight"/>
-              <v:f eqn="sum @10 21600 0"/>
-            </v:formulas>
-            <v:path o:extrusionok="f" gradientshapeok="t" o:connecttype="rect"/>
-            <o:lock v:ext="edit" aspectratio="t"/>
-          </v:shapetype>
-          <v:shape id="Picture 13" o:spid="_x0000_i1025" type="#_x0000_t75" style="width:11.35pt;height:11.35pt;visibility:visible;mso-wrap-style:square">
-            <v:imagedata r:id="rId1" o:title=""/>
-          </v:shape>
-        </w:pict>
-      </mc:Choice>
-      <mc:Fallback>
-        <w:drawing>
-          <wp:inline distT="0" distB="0" distL="0" distR="0" wp14:anchorId="5BB2F299" wp14:editId="7B11C952">
-            <wp:extent cx="144000" cy="144000"/>
-            <wp:effectExtent l="0" t="0" r="8890" b="8890"/>
-            <wp:docPr id="374381575" name="Picture 13"/>
-            <wp:cNvGraphicFramePr>
-              <a:graphicFrameLocks xmlns:a="http://schemas.openxmlformats.org/drawingml/2006/main" noChangeAspect="1"/>
-            </wp:cNvGraphicFramePr>
-            <a:graphic xmlns:a="http://schemas.openxmlformats.org/drawingml/2006/main">
-              <a:graphicData uri="http://schemas.openxmlformats.org/drawingml/2006/picture">
-                <pic:pic xmlns:pic="http://schemas.openxmlformats.org/drawingml/2006/picture">
-                  <pic:nvPicPr>
-                    <pic:cNvPr id="1287955565" name="Picture 1287955565"/>
-                    <pic:cNvPicPr/>
-                  </pic:nvPicPr>
-                  <pic:blipFill>
-                    <a:blip r:embed="rId2">
-                      <a:extLst>
-                        <a:ext uri="{28A0092B-C50C-407E-A947-70E740481C1C}">
-                          <a14:useLocalDpi xmlns:a14="http://schemas.microsoft.com/office/drawing/2010/main" val="0"/>
-                        </a:ext>
-                      </a:extLst>
-                    </a:blip>
-                    <a:stretch>
-                      <a:fillRect/>
-                    </a:stretch>
-                  </pic:blipFill>
-                  <pic:spPr>
-                    <a:xfrm>
-                      <a:off x="0" y="0"/>
-                      <a:ext cx="144000" cy="144000"/>
-                    </a:xfrm>
-                    <a:prstGeom prst="rect">
-                      <a:avLst/>
-                    </a:prstGeom>
-                  </pic:spPr>
-                </pic:pic>
-              </a:graphicData>
-            </a:graphic>
-          </wp:inline>
-        </w:drawing>
-      </mc:Fallback>
-    </mc:AlternateContent>
+    <w:pict>
+      <v:shapetype w14:anchorId="71429006" id="_x0000_t75" coordsize="21600,21600" o:spt="75" o:preferrelative="t" path="m@4@5l@4@11@9@11@9@5xe" filled="f" stroked="f">
+        <v:stroke joinstyle="miter"/>
+        <v:formulas>
+          <v:f eqn="if lineDrawn pixelLineWidth 0"/>
+          <v:f eqn="sum @0 1 0"/>
+          <v:f eqn="sum 0 0 @1"/>
+          <v:f eqn="prod @2 1 2"/>
+          <v:f eqn="prod @3 21600 pixelWidth"/>
+          <v:f eqn="prod @3 21600 pixelHeight"/>
+          <v:f eqn="sum @0 0 1"/>
+          <v:f eqn="prod @6 1 2"/>
+          <v:f eqn="prod @7 21600 pixelWidth"/>
+          <v:f eqn="sum @8 21600 0"/>
+          <v:f eqn="prod @7 21600 pixelHeight"/>
+          <v:f eqn="sum @10 21600 0"/>
+        </v:formulas>
+        <v:path o:extrusionok="f" gradientshapeok="t" o:connecttype="rect"/>
+        <o:lock v:ext="edit" aspectratio="t"/>
+      </v:shapetype>
+      <v:shape id="_x0000_i1094" type="#_x0000_t75" style="width:11.25pt;height:11.25pt;visibility:visible;mso-wrap-style:square" o:bullet="t">
+        <v:imagedata r:id="rId1" o:title=""/>
+      </v:shape>
+    </w:pict>
   </w:numPicBullet>
   <w:numPicBullet w:numPicBulletId="1">
-    <mc:AlternateContent>
-      <mc:Choice Requires="v">
-        <w:pict>
-          <v:shape w14:anchorId="4AC8CA6C" id="Picture 14" o:spid="_x0000_i1025" type="#_x0000_t75" style="width:10.5pt;height:9.9pt;visibility:visible;mso-wrap-style:square">
-            <v:imagedata r:id="rId3" o:title=""/>
-          </v:shape>
-        </w:pict>
-      </mc:Choice>
-      <mc:Fallback>
-        <w:drawing>
-          <wp:inline distT="0" distB="0" distL="0" distR="0" wp14:anchorId="746544A6" wp14:editId="6C0789DD">
-            <wp:extent cx="133200" cy="126000"/>
-            <wp:effectExtent l="0" t="0" r="635" b="7620"/>
-            <wp:docPr id="356513418" name="Picture 14"/>
-            <wp:cNvGraphicFramePr>
-              <a:graphicFrameLocks xmlns:a="http://schemas.openxmlformats.org/drawingml/2006/main" noChangeAspect="1"/>
-            </wp:cNvGraphicFramePr>
-            <a:graphic xmlns:a="http://schemas.openxmlformats.org/drawingml/2006/main">
-              <a:graphicData uri="http://schemas.openxmlformats.org/drawingml/2006/picture">
-                <pic:pic xmlns:pic="http://schemas.openxmlformats.org/drawingml/2006/picture">
-                  <pic:nvPicPr>
-                    <pic:cNvPr id="2102270689" name="Picture 2102270689"/>
-                    <pic:cNvPicPr/>
-                  </pic:nvPicPr>
-                  <pic:blipFill>
-                    <a:blip r:embed="rId4">
-                      <a:extLst>
-                        <a:ext uri="{28A0092B-C50C-407E-A947-70E740481C1C}">
-                          <a14:useLocalDpi xmlns:a14="http://schemas.microsoft.com/office/drawing/2010/main" val="0"/>
-                        </a:ext>
-                      </a:extLst>
-                    </a:blip>
-                    <a:stretch>
-                      <a:fillRect/>
-                    </a:stretch>
-                  </pic:blipFill>
-                  <pic:spPr>
-                    <a:xfrm>
-                      <a:off x="0" y="0"/>
-                      <a:ext cx="133200" cy="126000"/>
-                    </a:xfrm>
-                    <a:prstGeom prst="rect">
-                      <a:avLst/>
-                    </a:prstGeom>
-                  </pic:spPr>
-                </pic:pic>
-              </a:graphicData>
-            </a:graphic>
-          </wp:inline>
-        </w:drawing>
-      </mc:Fallback>
-    </mc:AlternateContent>
+    <w:pict>
+      <v:shape id="_x0000_i1095" type="#_x0000_t75" style="width:10.5pt;height:9.75pt;visibility:visible;mso-wrap-style:square" o:bullet="t">
+        <v:imagedata r:id="rId2" o:title=""/>
+      </v:shape>
+    </w:pict>
   </w:numPicBullet>
   <w:abstractNum w:abstractNumId="0" w15:restartNumberingAfterBreak="0">
     <w:nsid w:val="24DB2E00"/>
@@ -5908,11 +6025,127 @@
       </w:rPr>
     </w:lvl>
   </w:abstractNum>
+  <w:abstractNum w:abstractNumId="2" w15:restartNumberingAfterBreak="0">
+    <w:nsid w:val="4C0E04EC"/>
+    <w:multiLevelType w:val="hybridMultilevel"/>
+    <w:tmpl w:val="00A61EC6"/>
+    <w:lvl w:ilvl="0" w:tplc="10090001">
+      <w:start w:val="1"/>
+      <w:numFmt w:val="bullet"/>
+      <w:lvlText w:val=""/>
+      <w:lvlJc w:val="left"/>
+      <w:pPr>
+        <w:ind w:left="720" w:hanging="360"/>
+      </w:pPr>
+      <w:rPr>
+        <w:rFonts w:ascii="Symbol" w:hAnsi="Symbol" w:hint="default"/>
+      </w:rPr>
+    </w:lvl>
+    <w:lvl w:ilvl="1" w:tplc="10090003" w:tentative="1">
+      <w:start w:val="1"/>
+      <w:numFmt w:val="bullet"/>
+      <w:lvlText w:val="o"/>
+      <w:lvlJc w:val="left"/>
+      <w:pPr>
+        <w:ind w:left="1440" w:hanging="360"/>
+      </w:pPr>
+      <w:rPr>
+        <w:rFonts w:ascii="Courier New" w:hAnsi="Courier New" w:cs="Courier New" w:hint="default"/>
+      </w:rPr>
+    </w:lvl>
+    <w:lvl w:ilvl="2" w:tplc="10090005" w:tentative="1">
+      <w:start w:val="1"/>
+      <w:numFmt w:val="bullet"/>
+      <w:lvlText w:val=""/>
+      <w:lvlJc w:val="left"/>
+      <w:pPr>
+        <w:ind w:left="2160" w:hanging="360"/>
+      </w:pPr>
+      <w:rPr>
+        <w:rFonts w:ascii="Wingdings" w:hAnsi="Wingdings" w:hint="default"/>
+      </w:rPr>
+    </w:lvl>
+    <w:lvl w:ilvl="3" w:tplc="10090001" w:tentative="1">
+      <w:start w:val="1"/>
+      <w:numFmt w:val="bullet"/>
+      <w:lvlText w:val=""/>
+      <w:lvlJc w:val="left"/>
+      <w:pPr>
+        <w:ind w:left="2880" w:hanging="360"/>
+      </w:pPr>
+      <w:rPr>
+        <w:rFonts w:ascii="Symbol" w:hAnsi="Symbol" w:hint="default"/>
+      </w:rPr>
+    </w:lvl>
+    <w:lvl w:ilvl="4" w:tplc="10090003" w:tentative="1">
+      <w:start w:val="1"/>
+      <w:numFmt w:val="bullet"/>
+      <w:lvlText w:val="o"/>
+      <w:lvlJc w:val="left"/>
+      <w:pPr>
+        <w:ind w:left="3600" w:hanging="360"/>
+      </w:pPr>
+      <w:rPr>
+        <w:rFonts w:ascii="Courier New" w:hAnsi="Courier New" w:cs="Courier New" w:hint="default"/>
+      </w:rPr>
+    </w:lvl>
+    <w:lvl w:ilvl="5" w:tplc="10090005" w:tentative="1">
+      <w:start w:val="1"/>
+      <w:numFmt w:val="bullet"/>
+      <w:lvlText w:val=""/>
+      <w:lvlJc w:val="left"/>
+      <w:pPr>
+        <w:ind w:left="4320" w:hanging="360"/>
+      </w:pPr>
+      <w:rPr>
+        <w:rFonts w:ascii="Wingdings" w:hAnsi="Wingdings" w:hint="default"/>
+      </w:rPr>
+    </w:lvl>
+    <w:lvl w:ilvl="6" w:tplc="10090001" w:tentative="1">
+      <w:start w:val="1"/>
+      <w:numFmt w:val="bullet"/>
+      <w:lvlText w:val=""/>
+      <w:lvlJc w:val="left"/>
+      <w:pPr>
+        <w:ind w:left="5040" w:hanging="360"/>
+      </w:pPr>
+      <w:rPr>
+        <w:rFonts w:ascii="Symbol" w:hAnsi="Symbol" w:hint="default"/>
+      </w:rPr>
+    </w:lvl>
+    <w:lvl w:ilvl="7" w:tplc="10090003" w:tentative="1">
+      <w:start w:val="1"/>
+      <w:numFmt w:val="bullet"/>
+      <w:lvlText w:val="o"/>
+      <w:lvlJc w:val="left"/>
+      <w:pPr>
+        <w:ind w:left="5760" w:hanging="360"/>
+      </w:pPr>
+      <w:rPr>
+        <w:rFonts w:ascii="Courier New" w:hAnsi="Courier New" w:cs="Courier New" w:hint="default"/>
+      </w:rPr>
+    </w:lvl>
+    <w:lvl w:ilvl="8" w:tplc="10090005" w:tentative="1">
+      <w:start w:val="1"/>
+      <w:numFmt w:val="bullet"/>
+      <w:lvlText w:val=""/>
+      <w:lvlJc w:val="left"/>
+      <w:pPr>
+        <w:ind w:left="6480" w:hanging="360"/>
+      </w:pPr>
+      <w:rPr>
+        <w:rFonts w:ascii="Wingdings" w:hAnsi="Wingdings" w:hint="default"/>
+      </w:rPr>
+    </w:lvl>
+  </w:abstractNum>
   <w:num w:numId="1" w16cid:durableId="450246680">
     <w:abstractNumId w:val="1"/>
   </w:num>
   <w:num w:numId="2" w16cid:durableId="2013295844">
     <w:abstractNumId w:val="0"/>
+  </w:num>
+  <w:num w:numId="3" w16cid:durableId="1829009978">
+    <w:abstractNumId w:val="2"/>
   </w:num>
 </w:numbering>
 </file>
